--- a/evals/review/protocols/ind-03.docx
+++ b/evals/review/protocols/ind-03.docx
@@ -33,6 +33,32 @@
         <w:pStyle w:val="Heading1"/>
       </w:pPr>
       <w:r>
+        <w:t xml:space="preserve">Sites and Review Boards</w:t>
+      </w:r>
+    </w:p>
+    <w:p>
+      <w:r>
+        <w:t xml:space="preserve">Appendix 1 lists the name and address of each investigator and of each research facility, and the names of the subinvestigators at each site. Every site is reviewed by Central Medical IRB, 2100 Oak Avenue, Columbus, OH 43215.</w:t>
+      </w:r>
+    </w:p>
+    <w:p>
+      <w:pPr>
+        <w:pStyle w:val="Heading1"/>
+      </w:pPr>
+      <w:r>
+        <w:t xml:space="preserve">Patient Selection</w:t>
+      </w:r>
+    </w:p>
+    <w:p>
+      <w:r>
+        <w:t xml:space="preserve">Adults aged 30 to 80 years with a mean seated systolic blood pressure of 160 to 179 mmHg after a two-week washout are eligible. Patients are excluded for secondary hypertension, a myocardial infarction or stroke within six months, an eGFR below 30 mL/min/1.73 m2, or pregnancy.</w:t>
+      </w:r>
+    </w:p>
+    <w:p>
+      <w:pPr>
+        <w:pStyle w:val="Heading1"/>
+      </w:pPr>
+      <w:r>
         <w:t xml:space="preserve">Investigator Qualification</w:t>
       </w:r>
     </w:p>
@@ -55,6 +81,37 @@
       </w:r>
     </w:p>
     <w:p>
+      <w:r>
+        <w:t xml:space="preserve">Tablets are identical in appearance, and patients, investigators, and the sponsor's analysts remain blinded to treatment until the 12-week database lock.</w:t>
+      </w:r>
+    </w:p>
+    <w:p>
+      <w:pPr>
+        <w:pStyle w:val="Heading1"/>
+      </w:pPr>
+      <w:r>
+        <w:t xml:space="preserve">Dose Selection</w:t>
+      </w:r>
+    </w:p>
+    <w:p>
+      <w:r>
+        <w:t xml:space="preserve">The 40 mg dose gave the best balance of blood pressure reduction and tolerability among the 10, 20, 40, and 80 mg doses in the Phase 2 dose-ranging study. The planned maximum dose is 40 mg once daily. Individual exposure lasts up to 64 weeks, 12 blinded and 52 open-label.</w:t>
+      </w:r>
+    </w:p>
+    <w:p>
+      <w:pPr>
+        <w:pStyle w:val="Heading1"/>
+      </w:pPr>
+      <w:r>
+        <w:t xml:space="preserve">Assessments and Safety Monitoring</w:t>
+      </w:r>
+    </w:p>
+    <w:p>
+      <w:r>
+        <w:t xml:space="preserve">Seated blood pressure is measured in triplicate with a validated automated device at every visit, and 24-hour ambulatory blood pressure is recorded at baseline and Week 12. Serum potassium, creatinine, and liver function tests are measured at Weeks 2, 6, and 12 and every 3 months in the extension. Study drug is stopped in any patient with serum potassium above 6.0 mmol/L, symptomatic hypotension, or a 50 percent rise in creatinine.</w:t>
+      </w:r>
+    </w:p>
+    <w:p>
       <w:pPr>
         <w:pStyle w:val="Heading1"/>
       </w:pPr>
@@ -64,7 +121,7 @@
     </w:p>
     <w:p>
       <w:r>
-        <w:t xml:space="preserve">Study drug is dispensed from site stock at each visit. Sites do not record the quantities dispensed to or returned by each patient, and unused drug may be discarded locally at the end of the study.</w:t>
+        <w:t xml:space="preserve">Study drug is dispensed from site stock at each visit. Sites do not record the quantities dispensed to or returned by each patient. Unused drug is returned to the sponsor at the end of the study.</w:t>
       </w:r>
     </w:p>
     <w:p>
